--- a/reference.docx
+++ b/reference.docx
@@ -317,6 +317,8 @@
       <w:footnotePr>
         <w:numRestart w:val="eachSect"/>
       </w:footnotePr>
+      <w:pgSz w:w="12240" w:h="15840"/>
+      <w:pgMar w:top="1440" w:right="1440" w:bottom="1440" w:left="1440" w:header="720" w:footer="720" w:gutter="0"/>
     </w:sectPr>
   </w:body>
 </w:document>
@@ -530,8 +532,12 @@
     <w:basedOn w:val="BodyText"/>
     <w:qFormat/>
     <w:pPr>
-      <w:spacing w:before="36" w:after="36"/>
-    </w:pPr>
+      <w:spacing w:before="20" w:after="20" w:line="240" w:lineRule="auto"/>
+    </w:pPr>
+    <w:rPr>
+      <w:sz w:val="20"/>
+      <w:szCs w:val="20"/>
+    </w:rPr>
   </w:style>
   <w:style w:type="paragraph" w:styleId="Title">
     <w:name w:val="Title"/>
